--- a/_data/comments/files-comments/quiz5b/quiz6v5b.docx
+++ b/_data/comments/files-comments/quiz5b/quiz6v5b.docx
@@ -302,7 +302,7 @@
           <w:bCs w:val="false"/>
         </w:rPr>
         <w:drawing>
-          <wp:anchor behindDoc="0" distT="0" distB="0" distL="0" distR="0" simplePos="0" locked="0" layoutInCell="0" allowOverlap="1" relativeHeight="2">
+          <wp:anchor distT="0" distB="0" distL="0" distR="0" simplePos="0" relativeHeight="2" behindDoc="0" locked="0" layoutInCell="0" allowOverlap="1">
             <wp:simplePos x="0" y="0"/>
             <wp:positionH relativeFrom="column">
               <wp:posOffset>-234315</wp:posOffset>
@@ -313,7 +313,7 @@
             <wp:extent cx="2999105" cy="3151505"/>
             <wp:effectExtent l="0" t="0" r="0" b="0"/>
             <wp:wrapSquare wrapText="largest"/>
-            <wp:docPr id="1" name="Image1" descr="" title=""/>
+            <wp:docPr id="1" name="Image1"/>
             <wp:cNvGraphicFramePr>
               <a:graphicFrameLocks xmlns:a="http://schemas.openxmlformats.org/drawingml/2006/main" noChangeAspect="1"/>
             </wp:cNvGraphicFramePr>
@@ -321,7 +321,7 @@
               <a:graphicData uri="http://schemas.openxmlformats.org/drawingml/2006/picture">
                 <pic:pic xmlns:pic="http://schemas.openxmlformats.org/drawingml/2006/picture">
                   <pic:nvPicPr>
-                    <pic:cNvPr id="1" name="Image1" descr="" title=""/>
+                    <pic:cNvPr id="1" name="Image1"/>
                     <pic:cNvPicPr>
                       <a:picLocks noChangeAspect="1" noChangeArrowheads="1"/>
                     </pic:cNvPicPr>
@@ -423,7 +423,7 @@
           <w:bCs/>
         </w:rPr>
         <w:drawing>
-          <wp:anchor behindDoc="0" distT="0" distB="0" distL="0" distR="0" simplePos="0" locked="0" layoutInCell="0" allowOverlap="1" relativeHeight="3">
+          <wp:anchor distT="0" distB="0" distL="0" distR="0" simplePos="0" relativeHeight="3" behindDoc="0" locked="0" layoutInCell="0" allowOverlap="1">
             <wp:simplePos x="0" y="0"/>
             <wp:positionH relativeFrom="column">
               <wp:posOffset>2616200</wp:posOffset>
@@ -434,7 +434,7 @@
             <wp:extent cx="2084705" cy="1261110"/>
             <wp:effectExtent l="0" t="0" r="0" b="0"/>
             <wp:wrapSquare wrapText="largest"/>
-            <wp:docPr id="2" name="Image2" descr="" title=""/>
+            <wp:docPr id="2" name="Image2"/>
             <wp:cNvGraphicFramePr>
               <a:graphicFrameLocks xmlns:a="http://schemas.openxmlformats.org/drawingml/2006/main" noChangeAspect="1"/>
             </wp:cNvGraphicFramePr>
@@ -442,7 +442,7 @@
               <a:graphicData uri="http://schemas.openxmlformats.org/drawingml/2006/picture">
                 <pic:pic xmlns:pic="http://schemas.openxmlformats.org/drawingml/2006/picture">
                   <pic:nvPicPr>
-                    <pic:cNvPr id="2" name="Image2" descr="" title=""/>
+                    <pic:cNvPr id="2" name="Image2"/>
                     <pic:cNvPicPr>
                       <a:picLocks noChangeAspect="1" noChangeArrowheads="1"/>
                     </pic:cNvPicPr>
@@ -469,7 +469,7 @@
           </wp:anchor>
         </w:drawing>
         <w:drawing>
-          <wp:anchor behindDoc="0" distT="0" distB="0" distL="0" distR="0" simplePos="0" locked="0" layoutInCell="0" allowOverlap="1" relativeHeight="7">
+          <wp:anchor distT="0" distB="0" distL="0" distR="0" simplePos="0" relativeHeight="7" behindDoc="0" locked="0" layoutInCell="0" allowOverlap="1">
             <wp:simplePos x="0" y="0"/>
             <wp:positionH relativeFrom="column">
               <wp:posOffset>4890135</wp:posOffset>
@@ -480,7 +480,7 @@
             <wp:extent cx="1641475" cy="1498600"/>
             <wp:effectExtent l="0" t="0" r="0" b="0"/>
             <wp:wrapSquare wrapText="largest"/>
-            <wp:docPr id="3" name="Image3" descr="" title=""/>
+            <wp:docPr id="3" name="Image3"/>
             <wp:cNvGraphicFramePr>
               <a:graphicFrameLocks xmlns:a="http://schemas.openxmlformats.org/drawingml/2006/main" noChangeAspect="1"/>
             </wp:cNvGraphicFramePr>
@@ -488,7 +488,7 @@
               <a:graphicData uri="http://schemas.openxmlformats.org/drawingml/2006/picture">
                 <pic:pic xmlns:pic="http://schemas.openxmlformats.org/drawingml/2006/picture">
                   <pic:nvPicPr>
-                    <pic:cNvPr id="3" name="Image3" descr="" title=""/>
+                    <pic:cNvPr id="3" name="Image3"/>
                     <pic:cNvPicPr>
                       <a:picLocks noChangeAspect="1" noChangeArrowheads="1"/>
                     </pic:cNvPicPr>
@@ -547,7 +547,7 @@
         <mc:AlternateContent>
           <mc:Choice Requires="wps">
             <w:drawing>
-              <wp:anchor behindDoc="0" distT="635" distB="635" distL="1270" distR="0" simplePos="0" locked="0" layoutInCell="1" allowOverlap="1" relativeHeight="4">
+              <wp:anchor distT="635" distB="635" distL="1270" distR="0" simplePos="0" relativeHeight="4" behindDoc="0" locked="0" layoutInCell="1" allowOverlap="1">
                 <wp:simplePos x="0" y="0"/>
                 <wp:positionH relativeFrom="column">
                   <wp:posOffset>1640205</wp:posOffset>
@@ -572,11 +572,11 @@
                           <a:avLst/>
                         </a:prstGeom>
                         <a:solidFill>
-                          <a:srgbClr val="729fcf"/>
+                          <a:srgbClr val="729FCF"/>
                         </a:solidFill>
                         <a:ln w="0">
                           <a:solidFill>
-                            <a:srgbClr val="3465a4"/>
+                            <a:srgbClr val="3465A4"/>
                           </a:solidFill>
                         </a:ln>
                       </wps:spPr>
@@ -595,7 +595,7 @@
           </mc:Choice>
           <mc:Fallback>
             <w:pict>
-              <v:rect id="shape_0" ID="Shape 2" path="m0,0l-2147483645,0l-2147483645,-2147483646l0,-2147483646xe" fillcolor="#729fcf" stroked="t" o:allowincell="f" style="position:absolute;margin-left:129.15pt;margin-top:53.6pt;width:7pt;height:7.05pt;mso-wrap-style:none;v-text-anchor:middle">
+              <v:rect id="shape_0" fillcolor="#729fcf" stroked="t" o:allowincell="f" style="position:absolute;margin-left:129.15pt;margin-top:53.6pt;width:7pt;height:7.05pt;mso-wrap-style:none;v-text-anchor:middle">
                 <v:fill o:detectmouseclick="t" type="solid" color2="#8d6030"/>
                 <v:stroke color="#3465a4" joinstyle="round" endcap="flat"/>
                 <w10:wrap type="none"/>
@@ -606,7 +606,7 @@
         <mc:AlternateContent>
           <mc:Choice Requires="wps">
             <w:drawing>
-              <wp:anchor behindDoc="0" distT="0" distB="0" distL="0" distR="0" simplePos="0" locked="0" layoutInCell="1" allowOverlap="1" relativeHeight="5">
+              <wp:anchor distT="635" distB="0" distL="635" distR="635" simplePos="0" relativeHeight="5" behindDoc="0" locked="0" layoutInCell="1" allowOverlap="1">
                 <wp:simplePos x="0" y="0"/>
                 <wp:positionH relativeFrom="column">
                   <wp:posOffset>2881630</wp:posOffset>
@@ -631,9 +631,9 @@
                           <a:avLst/>
                           <a:gdLst>
                             <a:gd name="textAreaLeft" fmla="*/ 0 w 46800"/>
-                            <a:gd name="textAreaRight" fmla="*/ 47160 w 46800"/>
+                            <a:gd name="textAreaRight" fmla="*/ 47520 w 46800"/>
                             <a:gd name="textAreaTop" fmla="*/ 0 h 70200"/>
-                            <a:gd name="textAreaBottom" fmla="*/ 70560 h 70200"/>
+                            <a:gd name="textAreaBottom" fmla="*/ 70920 h 70200"/>
                           </a:gdLst>
                           <a:ahLst/>
                           <a:cxnLst/>
@@ -669,7 +669,7 @@
                           </a:pathLst>
                         </a:custGeom>
                         <a:solidFill>
-                          <a:srgbClr val="ffffff"/>
+                          <a:srgbClr val="FFFFFF"/>
                         </a:solidFill>
                         <a:ln w="0">
                           <a:noFill/>
@@ -695,7 +695,7 @@
         <mc:AlternateContent>
           <mc:Choice Requires="wps">
             <w:drawing>
-              <wp:anchor behindDoc="0" distT="0" distB="0" distL="0" distR="0" simplePos="0" locked="0" layoutInCell="1" allowOverlap="1" relativeHeight="6">
+              <wp:anchor distT="0" distB="635" distL="0" distR="0" simplePos="0" relativeHeight="6" behindDoc="0" locked="0" layoutInCell="1" allowOverlap="1">
                 <wp:simplePos x="0" y="0"/>
                 <wp:positionH relativeFrom="column">
                   <wp:posOffset>2764155</wp:posOffset>
@@ -720,9 +720,9 @@
                           <a:avLst/>
                           <a:gdLst>
                             <a:gd name="textAreaLeft" fmla="*/ 0 w 65520"/>
-                            <a:gd name="textAreaRight" fmla="*/ 65880 w 65520"/>
+                            <a:gd name="textAreaRight" fmla="*/ 66240 w 65520"/>
                             <a:gd name="textAreaTop" fmla="*/ 0 h 102240"/>
-                            <a:gd name="textAreaBottom" fmla="*/ 102600 h 102240"/>
+                            <a:gd name="textAreaBottom" fmla="*/ 102960 h 102240"/>
                           </a:gdLst>
                           <a:ahLst/>
                           <a:cxnLst/>
@@ -751,7 +751,7 @@
                           </a:pathLst>
                         </a:custGeom>
                         <a:solidFill>
-                          <a:srgbClr val="ffffff"/>
+                          <a:srgbClr val="FFFFFF"/>
                         </a:solidFill>
                         <a:ln w="0">
                           <a:noFill/>
@@ -992,9 +992,7 @@
     <w:pPr>
       <w:widowControl/>
       <w:suppressAutoHyphens w:val="true"/>
-      <w:kinsoku w:val="true"/>
-      <w:overflowPunct w:val="true"/>
-      <w:autoSpaceDE w:val="true"/>
+      <w:overflowPunct w:val="false"/>
       <w:bidi w:val="0"/>
       <w:spacing w:before="0" w:after="0"/>
       <w:jc w:val="start"/>
@@ -1111,37 +1109,37 @@
         <a:srgbClr val="000000"/>
       </a:dk1>
       <a:lt1>
-        <a:srgbClr val="ffffff"/>
+        <a:srgbClr val="FFFFFF"/>
       </a:lt1>
       <a:dk2>
         <a:srgbClr val="000000"/>
       </a:dk2>
       <a:lt2>
-        <a:srgbClr val="ffffff"/>
+        <a:srgbClr val="FFFFFF"/>
       </a:lt2>
       <a:accent1>
-        <a:srgbClr val="18a303"/>
+        <a:srgbClr val="18A303"/>
       </a:accent1>
       <a:accent2>
-        <a:srgbClr val="0369a3"/>
+        <a:srgbClr val="0369A3"/>
       </a:accent2>
       <a:accent3>
-        <a:srgbClr val="a33e03"/>
+        <a:srgbClr val="A33E03"/>
       </a:accent3>
       <a:accent4>
-        <a:srgbClr val="8e03a3"/>
+        <a:srgbClr val="8E03A3"/>
       </a:accent4>
       <a:accent5>
-        <a:srgbClr val="c99c00"/>
+        <a:srgbClr val="C99C00"/>
       </a:accent5>
       <a:accent6>
-        <a:srgbClr val="c9211e"/>
+        <a:srgbClr val="C9211E"/>
       </a:accent6>
       <a:hlink>
-        <a:srgbClr val="0000ee"/>
+        <a:srgbClr val="0000EE"/>
       </a:hlink>
       <a:folHlink>
-        <a:srgbClr val="551a8b"/>
+        <a:srgbClr val="551A8B"/>
       </a:folHlink>
     </a:clrScheme>
     <a:fontScheme name="Office">
